--- a/docs/companion/Chapter14/Word/How_the_Brain_Learns_Chapter_14_Student_Notes_and_Labs.docx
+++ b/docs/companion/Chapter14/Word/How_the_Brain_Learns_Chapter_14_Student_Notes_and_Labs.docx
@@ -1165,7 +1165,7 @@
         <w:pStyle w:val="Compact"/>
       </w:pPr>
       <w:r>
-        <w:t xml:space="preserve">For gaps of 0, 2, 7, and 30 days, compute R at the review. (Check: 1.00, 0.90, 0.72, 0.37.)</w:t>
+        <w:t xml:space="preserve">For gaps of 0, 2, 7, and 30 days, compute R at the review. (Check: 1.00, 0.90, 0.72, 0.375.)</w:t>
       </w:r>
     </w:p>
     <w:p>
@@ -1329,7 +1329,7 @@
         <w:pStyle w:val="Compact"/>
       </w:pPr>
       <w:r>
-        <w:t xml:space="preserve">If the two 78 percent groups in Kornell and Bjork were independent, what is the smallest possible share of participants who both did better with interleaving and judged blocking as good or better? (Hint: 78 + 78 − 100. Check: at least 56 percent.)</w:t>
+        <w:t xml:space="preserve">Knowing nothing about how the two 78 percent groups in Kornell and Bjork overlap, what is the smallest possible share of participants who both did better with interleaving and judged blocking as good or better? (Hint: 78 + 78 − 100. Check: at least 56 percent.)</w:t>
       </w:r>
     </w:p>
     <w:p>
@@ -1819,7 +1819,7 @@
         <w:pStyle w:val="Compact"/>
       </w:pPr>
       <w:r>
-        <w:t xml:space="preserve">For each claim, name the brain mechanism it rests on and the chapter where that mechanism was described (use Figure 14.1).</w:t>
+        <w:t xml:space="preserve">For each claim, name the brain mechanism it rests on and the chapter where that mechanism was described (use Figure 14.2).</w:t>
       </w:r>
     </w:p>
     <w:p>
